--- a/pr-preview/pr-15/vignettes/quarto_vignette.docx
+++ b/pr-preview/pr-15/vignettes/quarto_vignette.docx
@@ -24,7 +24,7 @@
         <w:rPr>
           <w:rStyle w:val="NormalTok"/>
         </w:rPr>
-        <w:t xml:space="preserve">(rpt)</w:t>
+        <w:t xml:space="preserve">(qnp)</w:t>
       </w:r>
     </w:p>
     <w:bookmarkStart w:id="9" w:name="introduction"/>
@@ -163,7 +163,7 @@
       </w:r>
     </w:p>
     <w:bookmarkEnd w:id="10"/>
-    <w:bookmarkStart w:id="11" w:name="basic-example"/>
+    <w:bookmarkStart w:id="14" w:name="basic-example"/>
     <w:p>
       <w:pPr>
         <w:pStyle w:val="Heading2"/>
@@ -329,7 +329,7 @@
         <w:rPr>
           <w:rStyle w:val="CommentTok"/>
         </w:rPr>
-        <w:t xml:space="preserve"># Use the example function</w:t>
+        <w:t xml:space="preserve"># Plot it, interactively in HTML output</w:t>
       </w:r>
       <w:r>
         <w:br/>
@@ -338,7 +338,7 @@
         <w:rPr>
           <w:rStyle w:val="NormalTok"/>
         </w:rPr>
-        <w:t xml:space="preserve">result </w:t>
+        <w:t xml:space="preserve">p </w:t>
       </w:r>
       <w:r>
         <w:rPr>
@@ -350,19 +350,82 @@
         <w:rPr>
           <w:rStyle w:val="NormalTok"/>
         </w:rPr>
+        <w:t xml:space="preserve"> ggplot2</w:t>
+      </w:r>
+      <w:r>
+        <w:rPr>
+          <w:rStyle w:val="SpecialCharTok"/>
+        </w:rPr>
+        <w:t xml:space="preserve">::</w:t>
+      </w:r>
+      <w:r>
+        <w:rPr>
+          <w:rStyle w:val="FunctionTok"/>
+        </w:rPr>
+        <w:t xml:space="preserve">ggplot</w:t>
+      </w:r>
+      <w:r>
+        <w:rPr>
+          <w:rStyle w:val="NormalTok"/>
+        </w:rPr>
+        <w:t xml:space="preserve">(</w:t>
+      </w:r>
+      <w:r>
+        <w:br/>
+      </w:r>
+      <w:r>
+        <w:rPr>
+          <w:rStyle w:val="NormalTok"/>
+        </w:rPr>
+        <w:t xml:space="preserve">  </w:t>
+      </w:r>
+      <w:r>
+        <w:rPr>
+          <w:rStyle w:val="FunctionTok"/>
+        </w:rPr>
+        <w:t xml:space="preserve">data.frame</w:t>
+      </w:r>
+      <w:r>
+        <w:rPr>
+          <w:rStyle w:val="NormalTok"/>
+        </w:rPr>
+        <w:t xml:space="preserve">(</w:t>
+      </w:r>
+      <w:r>
+        <w:rPr>
+          <w:rStyle w:val="AttributeTok"/>
+        </w:rPr>
+        <w:t xml:space="preserve">index =</w:t>
+      </w:r>
+      <w:r>
+        <w:rPr>
+          <w:rStyle w:val="NormalTok"/>
+        </w:rPr>
         <w:t xml:space="preserve"> </w:t>
       </w:r>
       <w:r>
         <w:rPr>
           <w:rStyle w:val="FunctionTok"/>
         </w:rPr>
-        <w:t xml:space="preserve">example_function</w:t>
-      </w:r>
-      <w:r>
-        <w:rPr>
-          <w:rStyle w:val="NormalTok"/>
-        </w:rPr>
-        <w:t xml:space="preserve">(sample_data)</w:t>
+        <w:t xml:space="preserve">seq_along</w:t>
+      </w:r>
+      <w:r>
+        <w:rPr>
+          <w:rStyle w:val="NormalTok"/>
+        </w:rPr>
+        <w:t xml:space="preserve">(sample_data), </w:t>
+      </w:r>
+      <w:r>
+        <w:rPr>
+          <w:rStyle w:val="AttributeTok"/>
+        </w:rPr>
+        <w:t xml:space="preserve">value =</w:t>
+      </w:r>
+      <w:r>
+        <w:rPr>
+          <w:rStyle w:val="NormalTok"/>
+        </w:rPr>
+        <w:t xml:space="preserve"> sample_data),</w:t>
       </w:r>
       <w:r>
         <w:br/>
@@ -371,29 +434,202 @@
         <w:rPr>
           <w:rStyle w:val="NormalTok"/>
         </w:rPr>
-        <w:t xml:space="preserve">result</w:t>
+        <w:t xml:space="preserve">  ggplot2</w:t>
+      </w:r>
+      <w:r>
+        <w:rPr>
+          <w:rStyle w:val="SpecialCharTok"/>
+        </w:rPr>
+        <w:t xml:space="preserve">::</w:t>
+      </w:r>
+      <w:r>
+        <w:rPr>
+          <w:rStyle w:val="FunctionTok"/>
+        </w:rPr>
+        <w:t xml:space="preserve">aes</w:t>
+      </w:r>
+      <w:r>
+        <w:rPr>
+          <w:rStyle w:val="NormalTok"/>
+        </w:rPr>
+        <w:t xml:space="preserve">(index, value)</w:t>
       </w:r>
       <w:r>
         <w:br/>
       </w:r>
       <w:r>
         <w:rPr>
-          <w:rStyle w:val="CommentTok"/>
-        </w:rPr>
-        <w:t xml:space="preserve">#&gt; [1] 4.5</w:t>
+          <w:rStyle w:val="NormalTok"/>
+        </w:rPr>
+        <w:t xml:space="preserve">) </w:t>
+      </w:r>
+      <w:r>
+        <w:rPr>
+          <w:rStyle w:val="SpecialCharTok"/>
+        </w:rPr>
+        <w:t xml:space="preserve">+</w:t>
+      </w:r>
+      <w:r>
+        <w:br/>
+      </w:r>
+      <w:r>
+        <w:rPr>
+          <w:rStyle w:val="NormalTok"/>
+        </w:rPr>
+        <w:t xml:space="preserve">  ggplot2</w:t>
+      </w:r>
+      <w:r>
+        <w:rPr>
+          <w:rStyle w:val="SpecialCharTok"/>
+        </w:rPr>
+        <w:t xml:space="preserve">::</w:t>
+      </w:r>
+      <w:r>
+        <w:rPr>
+          <w:rStyle w:val="FunctionTok"/>
+        </w:rPr>
+        <w:t xml:space="preserve">geom_point</w:t>
+      </w:r>
+      <w:r>
+        <w:rPr>
+          <w:rStyle w:val="NormalTok"/>
+        </w:rPr>
+        <w:t xml:space="preserve">()</w:t>
+      </w:r>
+      <w:r>
+        <w:br/>
+      </w:r>
+      <w:r>
+        <w:br/>
+      </w:r>
+      <w:r>
+        <w:rPr>
+          <w:rStyle w:val="FunctionTok"/>
+        </w:rPr>
+        <w:t xml:space="preserve">interactive_plot</w:t>
+      </w:r>
+      <w:r>
+        <w:rPr>
+          <w:rStyle w:val="NormalTok"/>
+        </w:rPr>
+        <w:t xml:space="preserve">(</w:t>
+      </w:r>
+      <w:r>
+        <w:br/>
+      </w:r>
+      <w:r>
+        <w:rPr>
+          <w:rStyle w:val="NormalTok"/>
+        </w:rPr>
+        <w:t xml:space="preserve">  </w:t>
+      </w:r>
+      <w:r>
+        <w:rPr>
+          <w:rStyle w:val="AttributeTok"/>
+        </w:rPr>
+        <w:t xml:space="preserve">plot =</w:t>
+      </w:r>
+      <w:r>
+        <w:rPr>
+          <w:rStyle w:val="NormalTok"/>
+        </w:rPr>
+        <w:t xml:space="preserve"> p,</w:t>
+      </w:r>
+      <w:r>
+        <w:br/>
+      </w:r>
+      <w:r>
+        <w:rPr>
+          <w:rStyle w:val="NormalTok"/>
+        </w:rPr>
+        <w:t xml:space="preserve">  </w:t>
+      </w:r>
+      <w:r>
+        <w:rPr>
+          <w:rStyle w:val="AttributeTok"/>
+        </w:rPr>
+        <w:t xml:space="preserve">alt =</w:t>
+      </w:r>
+      <w:r>
+        <w:rPr>
+          <w:rStyle w:val="NormalTok"/>
+        </w:rPr>
+        <w:t xml:space="preserve"> </w:t>
+      </w:r>
+      <w:r>
+        <w:rPr>
+          <w:rStyle w:val="StringTok"/>
+        </w:rPr>
+        <w:t xml:space="preserve">"Scatterplot of the sample values by index"</w:t>
+      </w:r>
+      <w:r>
+        <w:br/>
+      </w:r>
+      <w:r>
+        <w:rPr>
+          <w:rStyle w:val="NormalTok"/>
+        </w:rPr>
+        <w:t xml:space="preserve">)</w:t>
       </w:r>
     </w:p>
-    <w:bookmarkEnd w:id="11"/>
-    <w:bookmarkStart w:id="24" w:name="quarto-features"/>
     <w:p>
       <w:pPr>
+        <w:pStyle w:val="FirstParagraph"/>
+      </w:pPr>
+      <w:r>
+        <w:drawing>
+          <wp:inline>
+            <wp:extent cx="4620126" cy="3696101"/>
+            <wp:effectExtent b="0" l="0" r="0" t="0"/>
+            <wp:docPr descr="" title="" id="12" name="Picture"/>
+            <a:graphic>
+              <a:graphicData uri="http://schemas.openxmlformats.org/drawingml/2006/picture">
+                <pic:pic>
+                  <pic:nvPicPr>
+                    <pic:cNvPr descr="quarto_vignette_files/figure-docx/example-1.png" id="13" name="Picture"/>
+                    <pic:cNvPicPr>
+                      <a:picLocks noChangeArrowheads="1" noChangeAspect="1"/>
+                    </pic:cNvPicPr>
+                  </pic:nvPicPr>
+                  <pic:blipFill>
+                    <a:blip r:embed="rId11"/>
+                    <a:stretch>
+                      <a:fillRect/>
+                    </a:stretch>
+                  </pic:blipFill>
+                  <pic:spPr bwMode="auto">
+                    <a:xfrm>
+                      <a:off x="0" y="0"/>
+                      <a:ext cx="4620126" cy="3696101"/>
+                    </a:xfrm>
+                    <a:prstGeom prst="rect">
+                      <a:avLst/>
+                    </a:prstGeom>
+                    <a:noFill/>
+                    <a:ln w="9525">
+                      <a:noFill/>
+                      <a:headEnd/>
+                      <a:tailEnd/>
+                    </a:ln>
+                  </pic:spPr>
+                </pic:pic>
+              </a:graphicData>
+            </a:graphic>
+          </wp:inline>
+        </w:drawing>
+      </w:r>
+    </w:p>
+    <w:bookmarkEnd w:id="14"/>
+    <w:bookmarkStart w:id="27" w:name="quarto-features"/>
+    <w:p>
+      <w:pPr>
         <w:pStyle w:val="Heading2"/>
       </w:pPr>
       <w:r>
         <w:t xml:space="preserve">4 Quarto Features</w:t>
       </w:r>
     </w:p>
-    <w:bookmarkStart w:id="18" w:name="callouts"/>
+    <w:bookmarkStart w:id="21" w:name="callouts"/>
     <w:p>
       <w:pPr>
         <w:pStyle w:val="Heading3"/>
@@ -443,18 +679,18 @@
                 <wp:inline>
                   <wp:extent cx="152400" cy="152400"/>
                   <wp:effectExtent b="0" l="0" r="0" t="0"/>
-                  <wp:docPr descr="" title="" id="13" name="Picture"/>
+                  <wp:docPr descr="" title="" id="16" name="Picture"/>
                   <a:graphic>
                     <a:graphicData uri="http://schemas.openxmlformats.org/drawingml/2006/picture">
                       <pic:pic>
                         <pic:nvPicPr>
-                          <pic:cNvPr descr="/opt/quarto/share/formats/docx/note.png" id="14" name="Picture"/>
+                          <pic:cNvPr descr="/opt/quarto/share/formats/docx/note.png" id="17" name="Picture"/>
                           <pic:cNvPicPr>
                             <a:picLocks noChangeArrowheads="1" noChangeAspect="1"/>
                           </pic:cNvPicPr>
                         </pic:nvPicPr>
                         <pic:blipFill>
-                          <a:blip r:embed="rId12"/>
+                          <a:blip r:embed="rId15"/>
                           <a:stretch>
                             <a:fillRect/>
                           </a:stretch>
@@ -567,18 +803,18 @@
                 <wp:inline>
                   <wp:extent cx="152400" cy="152400"/>
                   <wp:effectExtent b="0" l="0" r="0" t="0"/>
-                  <wp:docPr descr="" title="" id="16" name="Picture"/>
+                  <wp:docPr descr="" title="" id="19" name="Picture"/>
                   <a:graphic>
                     <a:graphicData uri="http://schemas.openxmlformats.org/drawingml/2006/picture">
                       <pic:pic>
                         <pic:nvPicPr>
-                          <pic:cNvPr descr="/opt/quarto/share/formats/docx/tip.png" id="17" name="Picture"/>
+                          <pic:cNvPr descr="/opt/quarto/share/formats/docx/tip.png" id="20" name="Picture"/>
                           <pic:cNvPicPr>
                             <a:picLocks noChangeArrowheads="1" noChangeAspect="1"/>
                           </pic:cNvPicPr>
                         </pic:nvPicPr>
                         <pic:blipFill>
-                          <a:blip r:embed="rId15"/>
+                          <a:blip r:embed="rId18"/>
                           <a:stretch>
                             <a:fillRect/>
                           </a:stretch>
@@ -642,8 +878,8 @@
         </w:tc>
       </w:tr>
     </w:tbl>
-    <w:bookmarkEnd w:id="18"/>
-    <w:bookmarkStart w:id="23" w:name="code-chunks-with-modern-syntax"/>
+    <w:bookmarkEnd w:id="21"/>
+    <w:bookmarkStart w:id="26" w:name="code-chunks-with-modern-syntax"/>
     <w:p>
       <w:pPr>
         <w:pStyle w:val="Heading3"/>
@@ -879,7 +1115,7 @@
       <w:tr>
         <w:tc>
           <w:tcPr/>
-          <w:bookmarkStart w:id="22" w:name="fig-plot"/>
+          <w:bookmarkStart w:id="25" w:name="fig-plot"/>
           <w:p>
             <w:pPr>
               <w:pStyle w:val="Compact"/>
@@ -890,18 +1126,18 @@
                 <wp:inline>
                   <wp:extent cx="4620126" cy="3696101"/>
                   <wp:effectExtent b="0" l="0" r="0" t="0"/>
-                  <wp:docPr descr="" title="" id="20" name="Picture"/>
+                  <wp:docPr descr="" title="" id="23" name="Picture"/>
                   <a:graphic>
                     <a:graphicData uri="http://schemas.openxmlformats.org/drawingml/2006/picture">
                       <pic:pic>
                         <pic:nvPicPr>
-                          <pic:cNvPr descr="quarto_vignette_files/figure-docx/fig-plot-1.png" id="21" name="Picture"/>
+                          <pic:cNvPr descr="quarto_vignette_files/figure-docx/fig-plot-1.png" id="24" name="Picture"/>
                           <pic:cNvPicPr>
                             <a:picLocks noChangeArrowheads="1" noChangeAspect="1"/>
                           </pic:cNvPicPr>
                         </pic:nvPicPr>
                         <pic:blipFill>
-                          <a:blip r:embed="rId19"/>
+                          <a:blip r:embed="rId22"/>
                           <a:stretch>
                             <a:fillRect/>
                           </a:stretch>
@@ -941,13 +1177,13 @@
               <w:t xml:space="preserve">Figure 1: Example plot showing data distribution</w:t>
             </w:r>
           </w:p>
-          <w:bookmarkEnd w:id="22"/>
+          <w:bookmarkEnd w:id="25"/>
         </w:tc>
       </w:tr>
     </w:tbl>
-    <w:bookmarkEnd w:id="23"/>
-    <w:bookmarkEnd w:id="24"/>
-    <w:bookmarkStart w:id="30" w:name="theorem-environments"/>
+    <w:bookmarkEnd w:id="26"/>
+    <w:bookmarkEnd w:id="27"/>
+    <w:bookmarkStart w:id="31" w:name="theorem-environments"/>
     <w:p>
       <w:pPr>
         <w:pStyle w:val="Heading2"/>
@@ -984,7 +1220,7 @@
         <w:tblStyle w:val="Table"/>
         <w:tblInd w:w="164" w:type="dxa"/>
         <w:tblBorders>
-          <w:left w:val="single" w:sz="24" w:space="0" w:color="00A047"/>
+          <w:left w:val="single" w:sz="24" w:space="0" w:color="909090"/>
         </w:tblBorders>
         <w:tblCellMar>
           <w:left w:w="0" w:type="dxa"/>
@@ -1012,8 +1248,15 @@
             <w:pPr>
               <w:spacing w:before="16" w:after="64"/>
             </w:pPr>
+            <w:r>
+              <w:rPr>
+                <w:b/>
+                <w:bCs/>
+              </w:rPr>
+              <w:t xml:space="preserve">Definition (Sample Mean)</w:t>
+            </w:r>
           </w:p>
-          <w:bookmarkStart w:id="25" w:name="def-mean"/>
+          <w:bookmarkStart w:id="28" w:name="def-mean"/>
           <w:p>
             <w:pPr>
               <w:pStyle w:val="BodyText"/>
@@ -1203,7 +1446,7 @@
               </m:oMath>
             </m:oMathPara>
           </w:p>
-          <w:bookmarkEnd w:id="25"/>
+          <w:bookmarkEnd w:id="28"/>
         </w:tc>
       </w:tr>
     </w:tbl>
@@ -1220,7 +1463,7 @@
         <w:tblStyle w:val="Table"/>
         <w:tblInd w:w="164" w:type="dxa"/>
         <w:tblBorders>
-          <w:left w:val="single" w:sz="24" w:space="0" w:color="0758E5"/>
+          <w:left w:val="single" w:sz="24" w:space="0" w:color="909090"/>
         </w:tblBorders>
         <w:tblCellMar>
           <w:left w:w="0" w:type="dxa"/>
@@ -1248,8 +1491,15 @@
             <w:pPr>
               <w:spacing w:before="16" w:after="64"/>
             </w:pPr>
+            <w:r>
+              <w:rPr>
+                <w:b/>
+                <w:bCs/>
+              </w:rPr>
+              <w:t xml:space="preserve">Theorem (Unbiasedness of the Sample Mean)</w:t>
+            </w:r>
           </w:p>
-          <w:bookmarkStart w:id="26" w:name="thm-mean-unbiased"/>
+          <w:bookmarkStart w:id="29" w:name="thm-mean-unbiased"/>
           <w:p>
             <w:pPr>
               <w:pStyle w:val="BodyText"/>
@@ -1346,7 +1596,7 @@
               </m:oMath>
             </m:oMathPara>
           </w:p>
-          <w:bookmarkEnd w:id="26"/>
+          <w:bookmarkEnd w:id="29"/>
         </w:tc>
       </w:tr>
     </w:tbl>
@@ -1363,10 +1613,10 @@
         <w:tblStyle w:val="Table"/>
         <w:tblLook w:firstRow="0" w:lastRow="0" w:firstColumn="0" w:lastColumn="0" w:noHBand="0" w:noVBand="0" w:val="0000"/>
         <w:tblBorders>
-          <w:top w:val="single" w:sz="4" w:space="0" w:color="0758E5"/>
-          <w:left w:val="single" w:sz="24" w:space="0" w:color="0758E5"/>
-          <w:bottom w:val="single" w:sz="4" w:space="0" w:color="0758E5"/>
-          <w:right w:val="single" w:sz="4" w:space="0" w:color="0758E5"/>
+          <w:top w:val="single" w:sz="4" w:space="0" w:color="909090"/>
+          <w:left w:val="single" w:sz="24" w:space="0" w:color="909090"/>
+          <w:bottom w:val="single" w:sz="4" w:space="0" w:color="909090"/>
+          <w:right w:val="single" w:sz="4" w:space="0" w:color="909090"/>
         </w:tblBorders>
         <w:tblCellMar>
           <w:left w:w="144" w:type="dxa"/>
@@ -1380,7 +1630,7 @@
         </w:trPr>
         <w:tc>
           <w:tcPr>
-            <w:shd w:color="auto" w:fill="dae6fb" w:val="clear"/>
+            <w:shd w:color="auto" w:fill="e6e6e6" w:val="clear"/>
             <w:tcMar>
               <w:top w:w="92" w:type="dxa"/>
               <w:bottom w:w="92" w:type="dxa"/>
@@ -1391,57 +1641,8 @@
               <w:pStyle w:val="BodyText"/>
             </w:pPr>
             <w:pPr>
-              <w:spacing w:before="0" w:after="0"/>
-              <w:textAlignment w:val="center"/>
+              <w:spacing w:before="16" w:after="16"/>
             </w:pPr>
-            <w:r>
-              <w:drawing>
-                <wp:inline>
-                  <wp:extent cx="152400" cy="152400"/>
-                  <wp:effectExtent b="0" l="0" r="0" t="0"/>
-                  <wp:docPr descr="" title="" id="27" name="Picture"/>
-                  <a:graphic>
-                    <a:graphicData uri="http://schemas.openxmlformats.org/drawingml/2006/picture">
-                      <pic:pic>
-                        <pic:nvPicPr>
-                          <pic:cNvPr descr="/opt/quarto/share/formats/docx/note.png" id="28" name="Picture"/>
-                          <pic:cNvPicPr>
-                            <a:picLocks noChangeArrowheads="1" noChangeAspect="1"/>
-                          </pic:cNvPicPr>
-                        </pic:nvPicPr>
-                        <pic:blipFill>
-                          <a:blip r:embed="rId12"/>
-                          <a:stretch>
-                            <a:fillRect/>
-                          </a:stretch>
-                        </pic:blipFill>
-                        <pic:spPr bwMode="auto">
-                          <a:xfrm>
-                            <a:off x="0" y="0"/>
-                            <a:ext cx="152400" cy="152400"/>
-                          </a:xfrm>
-                          <a:prstGeom prst="rect">
-                            <a:avLst/>
-                          </a:prstGeom>
-                          <a:noFill/>
-                          <a:ln w="9525">
-                            <a:noFill/>
-                            <a:headEnd/>
-                            <a:tailEnd/>
-                          </a:ln>
-                        </pic:spPr>
-                      </pic:pic>
-                    </a:graphicData>
-                  </a:graphic>
-                </wp:inline>
-              </w:drawing>
-            </w:r>
-            <w:r>
-              <w:t xml:space="preserve"> </w:t>
-            </w:r>
-            <w:r>
-              <w:t xml:space="preserve"> </w:t>
-            </w:r>
             <w:r>
               <w:t xml:space="preserve">Proof</w:t>
             </w:r>
@@ -1741,19 +1942,44 @@
     <w:tbl>
       <w:tblPr>
         <w:tblStyle w:val="Table"/>
-        <w:tblInd w:w="164" w:type="dxa"/>
+        <w:tblLook w:firstRow="0" w:lastRow="0" w:firstColumn="0" w:lastColumn="0" w:noHBand="0" w:noVBand="0" w:val="0000"/>
         <w:tblBorders>
-          <w:left w:val="single" w:sz="24" w:space="0" w:color="00A047"/>
+          <w:top w:val="single" w:sz="4" w:space="0" w:color="909090"/>
+          <w:left w:val="single" w:sz="24" w:space="0" w:color="909090"/>
+          <w:bottom w:val="single" w:sz="4" w:space="0" w:color="909090"/>
+          <w:right w:val="single" w:sz="4" w:space="0" w:color="909090"/>
         </w:tblBorders>
         <w:tblCellMar>
-          <w:left w:w="0" w:type="dxa"/>
-          <w:right w:w="0" w:type="dxa"/>
+          <w:left w:w="144" w:type="dxa"/>
+          <w:right w:w="144" w:type="dxa"/>
         </w:tblCellMar>
         <w:tblLook w:firstRow="0" w:lastRow="0" w:firstColumn="0" w:lastColumn="0" w:noHBand="0" w:noVBand="0" w:val="0000"/>
       </w:tblPr>
-      <w:tblGrid>
-        <w:gridCol w:w="7920"/>
-      </w:tblGrid>
+      <w:tr>
+        <w:trPr>
+          <w:cantSplit/>
+        </w:trPr>
+        <w:tc>
+          <w:tcPr>
+            <w:shd w:color="auto" w:fill="e6e6e6" w:val="clear"/>
+            <w:tcMar>
+              <w:top w:w="92" w:type="dxa"/>
+              <w:bottom w:w="92" w:type="dxa"/>
+            </w:tcMar>
+          </w:tcPr>
+          <w:p>
+            <w:pPr>
+              <w:pStyle w:val="BodyText"/>
+            </w:pPr>
+            <w:pPr>
+              <w:spacing w:before="16" w:after="16"/>
+            </w:pPr>
+            <w:r>
+              <w:t xml:space="preserve">Example (Computing the Sample Mean)</w:t>
+            </w:r>
+          </w:p>
+        </w:tc>
+      </w:tr>
       <w:tr>
         <w:trPr>
           <w:cantSplit/>
@@ -1761,18 +1987,11 @@
         <w:tc>
           <w:tcPr>
             <w:tcMar>
-              <w:left w:w="144" w:type="dxa"/>
+              <w:top w:w="108" w:type="dxa"/>
+              <w:bottom w:w="108" w:type="dxa"/>
             </w:tcMar>
           </w:tcPr>
-          <w:p>
-            <w:pPr>
-              <w:pStyle w:val="BodyText"/>
-            </w:pPr>
-            <w:pPr>
-              <w:spacing w:before="16" w:after="64"/>
-            </w:pPr>
-          </w:p>
-          <w:bookmarkStart w:id="29" w:name="exm-mean-calc"/>
+          <w:bookmarkStart w:id="30" w:name="exm-mean-calc"/>
           <w:p>
             <w:pPr>
               <w:pStyle w:val="BodyText"/>
@@ -1938,12 +2157,13 @@
               </m:oMath>
             </m:oMathPara>
           </w:p>
-          <w:bookmarkEnd w:id="29"/>
+          <w:bookmarkEnd w:id="30"/>
+          <w:p/>
         </w:tc>
       </w:tr>
     </w:tbl>
-    <w:bookmarkEnd w:id="30"/>
-    <w:bookmarkStart w:id="31" w:name="equations"/>
+    <w:bookmarkEnd w:id="31"/>
+    <w:bookmarkStart w:id="32" w:name="equations"/>
     <w:p>
       <w:pPr>
         <w:pStyle w:val="Heading2"/>
@@ -2089,8 +2309,8 @@
         </m:oMath>
       </m:oMathPara>
     </w:p>
-    <w:bookmarkEnd w:id="31"/>
-    <w:bookmarkStart w:id="33" w:name="tables"/>
+    <w:bookmarkEnd w:id="32"/>
+    <w:bookmarkStart w:id="34" w:name="tables"/>
     <w:p>
       <w:pPr>
         <w:pStyle w:val="Heading2"/>
@@ -2112,7 +2332,7 @@
       <w:tr>
         <w:tc>
           <w:tcPr/>
-          <w:bookmarkStart w:id="32" w:name="tbl-comparison"/>
+          <w:bookmarkStart w:id="33" w:name="tbl-comparison"/>
           <w:p>
             <w:pPr>
               <w:jc w:val="center"/>
@@ -2337,13 +2557,13 @@
               </w:tc>
             </w:tr>
           </w:tbl>
-          <w:bookmarkEnd w:id="32"/>
+          <w:bookmarkEnd w:id="33"/>
           <w:p/>
         </w:tc>
       </w:tr>
     </w:tbl>
-    <w:bookmarkEnd w:id="33"/>
-    <w:bookmarkStart w:id="34" w:name="summary"/>
+    <w:bookmarkEnd w:id="34"/>
+    <w:bookmarkStart w:id="35" w:name="summary"/>
     <w:p>
       <w:pPr>
         <w:pStyle w:val="Heading2"/>
@@ -2360,8 +2580,8 @@
         <w:t xml:space="preserve">Quarto vignettes provide a modern, feature-rich way to document R packages. They integrate seamlessly with documentation systems and offer enhanced capabilities for technical documentation.</w:t>
       </w:r>
     </w:p>
-    <w:bookmarkEnd w:id="34"/>
-    <w:bookmarkStart w:id="42" w:name="references"/>
+    <w:bookmarkEnd w:id="35"/>
+    <w:bookmarkStart w:id="43" w:name="references"/>
     <w:p>
       <w:pPr>
         <w:pStyle w:val="Heading2"/>
@@ -2386,7 +2606,7 @@
           <w:numId w:val="1002"/>
         </w:numPr>
       </w:pPr>
-      <w:hyperlink r:id="rId35">
+      <w:hyperlink r:id="rId36">
         <w:r>
           <w:rPr>
             <w:rStyle w:val="Hyperlink"/>
@@ -2403,7 +2623,7 @@
           <w:numId w:val="1002"/>
         </w:numPr>
       </w:pPr>
-      <w:hyperlink r:id="rId36">
+      <w:hyperlink r:id="rId37">
         <w:r>
           <w:rPr>
             <w:rStyle w:val="Hyperlink"/>
@@ -2433,17 +2653,17 @@
         </w:numPr>
       </w:pPr>
       <w:r>
-        <w:t xml:space="preserve">UCD-SERG (2024)</w:t>
+        <w:t xml:space="preserve">Morrison-Lab (2024)</w:t>
       </w:r>
     </w:p>
-    <w:bookmarkStart w:id="41" w:name="refs"/>
-    <w:bookmarkStart w:id="38" w:name="ref-R-base"/>
+    <w:bookmarkStart w:id="42" w:name="refs"/>
+    <w:bookmarkStart w:id="39" w:name="ref-R-qnp"/>
     <w:p>
       <w:pPr>
         <w:pStyle w:val="Bibliography"/>
       </w:pPr>
       <w:r>
-        <w:t xml:space="preserve">R Core Team. 2024.</w:t>
+        <w:t xml:space="preserve">Morrison-Lab. 2024.</w:t>
       </w:r>
       <w:r>
         <w:t xml:space="preserve"> </w:t>
@@ -2453,6 +2673,43 @@
           <w:i/>
           <w:iCs/>
         </w:rPr>
+        <w:t xml:space="preserve">Qnp: Quarto Notes Plots</w:t>
+      </w:r>
+      <w:r>
+        <w:t xml:space="preserve">.</w:t>
+      </w:r>
+      <w:r>
+        <w:t xml:space="preserve"> </w:t>
+      </w:r>
+      <w:hyperlink r:id="rId38">
+        <w:r>
+          <w:rPr>
+            <w:rStyle w:val="Hyperlink"/>
+          </w:rPr>
+          <w:t xml:space="preserve">https://github.com/Morrison-Lab/qnp</w:t>
+        </w:r>
+      </w:hyperlink>
+      <w:r>
+        <w:t xml:space="preserve">.</w:t>
+      </w:r>
+    </w:p>
+    <w:bookmarkEnd w:id="39"/>
+    <w:bookmarkStart w:id="41" w:name="ref-R-base"/>
+    <w:p>
+      <w:pPr>
+        <w:pStyle w:val="Bibliography"/>
+      </w:pPr>
+      <w:r>
+        <w:t xml:space="preserve">R Core Team. 2024.</w:t>
+      </w:r>
+      <w:r>
+        <w:t xml:space="preserve"> </w:t>
+      </w:r>
+      <w:r>
+        <w:rPr>
+          <w:i/>
+          <w:iCs/>
+        </w:rPr>
         <w:t xml:space="preserve">R: A Language and Environment for Statistical Computing</w:t>
       </w:r>
       <w:r>
@@ -2461,7 +2718,7 @@
       <w:r>
         <w:t xml:space="preserve"> </w:t>
       </w:r>
-      <w:hyperlink r:id="rId37">
+      <w:hyperlink r:id="rId40">
         <w:r>
           <w:rPr>
             <w:rStyle w:val="Hyperlink"/>
@@ -2473,46 +2730,9 @@
         <w:t xml:space="preserve">.</w:t>
       </w:r>
     </w:p>
-    <w:bookmarkEnd w:id="38"/>
-    <w:bookmarkStart w:id="40" w:name="ref-R-rpt"/>
-    <w:p>
-      <w:pPr>
-        <w:pStyle w:val="Bibliography"/>
-      </w:pPr>
-      <w:r>
-        <w:t xml:space="preserve">UCD-SERG. 2024.</w:t>
-      </w:r>
-      <w:r>
-        <w:t xml:space="preserve"> </w:t>
-      </w:r>
-      <w:r>
-        <w:rPr>
-          <w:i/>
-          <w:iCs/>
-        </w:rPr>
-        <w:t xml:space="preserve">Rpt: R Package Template</w:t>
-      </w:r>
-      <w:r>
-        <w:t xml:space="preserve">.</w:t>
-      </w:r>
-      <w:r>
-        <w:t xml:space="preserve"> </w:t>
-      </w:r>
-      <w:hyperlink r:id="rId39">
-        <w:r>
-          <w:rPr>
-            <w:rStyle w:val="Hyperlink"/>
-          </w:rPr>
-          <w:t xml:space="preserve">https://github.com/UCD-SERG/rpt</w:t>
-        </w:r>
-      </w:hyperlink>
-      <w:r>
-        <w:t xml:space="preserve">.</w:t>
-      </w:r>
-    </w:p>
-    <w:bookmarkEnd w:id="40"/>
     <w:bookmarkEnd w:id="41"/>
     <w:bookmarkEnd w:id="42"/>
+    <w:bookmarkEnd w:id="43"/>
     <w:sectPr>
       <w:footnotePr>
         <w:numRestart w:val="eachSect"/>
